--- a/Introduccion a la Ingenieria/Kit docente/Proyecto Integrador/Guia Docente PI - Introduccion a la Ingenieria.docx
+++ b/Introduccion a la Ingenieria/Kit docente/Proyecto Integrador/Guia Docente PI - Introduccion a la Ingenieria.docx
@@ -405,7 +405,7 @@
                 <w:color w:val="2B2B2B"/>
                 <w:sz w:val="20"/>
               </w:rPr>
-              <w:t>Plazo único del informe y del prototipo en ExamLab, en la fecha y la hora que usted publique. Cada integrante sube el .zip del equipo desde su cuenta.</w:t>
+              <w:t>Plazo único del informe y del prototipo en ExamLab, en la fecha y la hora que usted publique. Uno de los integrantes sube el .zip y queda para todo el equipo.</w:t>
             </w:r>
           </w:p>
         </w:tc>
@@ -480,7 +480,7 @@
           <w:color w:val="2B2B2B"/>
           <w:sz w:val="22"/>
         </w:rPr>
-        <w:t>Plazo único en ExamLab: el que usted publique allí, el mismo para todos los grupos. Un solo archivo .zip —dentro puede ir cualquier tipo de archivo; máximo 50 MB—, y la carpeta de Drive del equipo —la de la bitácora—, compartida con permiso de lector (obligatorio). Los estudiantes tienen la carpeta «Plantilla de entrega» con la forma exacta del .zip.</w:t>
+        <w:t>Plazo único en ExamLab: el que usted publique allí, el mismo para todos los grupos. Un solo archivo .zip —dentro puede ir cualquier tipo de archivo; máximo 50 MB—, sin enlace: el campo de enlace de ExamLab está apagado y todo va dentro del .zip. Los estudiantes tienen la carpeta «Plantilla de entrega» con la forma exacta del .zip.</w:t>
       </w:r>
     </w:p>
     <w:p>
@@ -504,7 +504,7 @@
           <w:color w:val="2B2B2B"/>
           <w:sz w:val="22"/>
         </w:rPr>
-        <w:t>Cada integrante sube la entrega del equipo</w:t>
+        <w:t>Uno de los integrantes sube la entrega del equipo</w:t>
       </w:r>
       <w:r>
         <w:rPr>
@@ -513,7 +513,7 @@
           <w:color w:val="2B2B2B"/>
           <w:sz w:val="22"/>
         </w:rPr>
-        <w:t xml:space="preserve"> desde su propia cuenta: el mismo .zip y el mismo enlace; una sola entrega por estudiante.</w:t>
+        <w:t xml:space="preserve"> en ExamLab y queda para todos.</w:t>
       </w:r>
     </w:p>
     <w:p>

--- a/Introduccion a la Ingenieria/Kit docente/Proyecto Integrador/Guia Docente PI - Introduccion a la Ingenieria.docx
+++ b/Introduccion a la Ingenieria/Kit docente/Proyecto Integrador/Guia Docente PI - Introduccion a la Ingenieria.docx
@@ -121,7 +121,7 @@
           <w:color w:val="2B2B2B"/>
           <w:sz w:val="20"/>
         </w:rPr>
-        <w:t>En este curso no se programa. El enunciado es corto a propósito y su punto clave es el informe final; del prototipo dice lo justo (qué es, sus versiones y qué debe tener). El ejemplo de la biblioteca y los tipos de hallazgo están en las Clases 10 a 12.</w:t>
+        <w:t>El proyecto es solo el trabajo escrito: el informe final, que se defiende en la exposición. No se programa y no hay prototipo en el proyecto: el de las Clases 10 a 12 es actividad de esas clases y no se entrega ni se califica aquí.</w:t>
       </w:r>
     </w:p>
     <w:p>
@@ -257,7 +257,7 @@
                 <w:color w:val="2B2B2B"/>
                 <w:sz w:val="20"/>
               </w:rPr>
-              <w:t>Prototipo v1: exigir textos reales, estado vacío y de error y un destino por botón, y que se dibuje el alcance mínimo, no una idea nueva.</w:t>
+              <w:t>Antecedentes: tres soluciones que ya existen y por qué no sirven aquí (sección 4 del informe).</w:t>
             </w:r>
           </w:p>
         </w:tc>
@@ -293,7 +293,7 @@
                 <w:color w:val="2B2B2B"/>
                 <w:sz w:val="20"/>
               </w:rPr>
-              <w:t>Cierra el Corte 2. Evaluación de corte en ExamLab (últimos 20 min) + revisar el registro de IA (prompt, tres variantes, correcciones y descartes) y pedir la prueba con una persona ajena antes de la Clase 12.</w:t>
+              <w:t>Cierra el Corte 2. Evaluación de corte en ExamLab (últimos 20 min) + revisar el registro de IA (qué se pidió, qué se corrigió y qué se descartó): es la base de la declaración del uso de IA del informe.</w:t>
             </w:r>
           </w:p>
         </w:tc>
@@ -313,7 +313,7 @@
                 <w:color w:val="2B2B2B"/>
                 <w:sz w:val="20"/>
               </w:rPr>
-              <w:t>Clase 12</w:t>
+              <w:t>Clases 13 y 14</w:t>
             </w:r>
           </w:p>
         </w:tc>
@@ -321,42 +321,6 @@
           <w:tcPr>
             <w:tcW w:type="dxa" w:w="7488"/>
             <w:shd w:val="clear" w:fill="F2F2F2"/>
-          </w:tcPr>
-          <w:p>
-            <w:r/>
-            <w:r>
-              <w:rPr>
-                <w:rFonts w:ascii="Calibri" w:hAnsi="Calibri" w:eastAsia="Calibri"/>
-                <w:b w:val="0"/>
-                <w:color w:val="2B2B2B"/>
-                <w:sz w:val="20"/>
-              </w:rPr>
-              <w:t>Sin prueba hecha no hay ficha de avance: los hallazgos se cuentan por lo que la persona hizo, con su tipo.</w:t>
-            </w:r>
-          </w:p>
-        </w:tc>
-      </w:tr>
-      <w:tr>
-        <w:tc>
-          <w:tcPr>
-            <w:tcW w:type="dxa" w:w="2304"/>
-          </w:tcPr>
-          <w:p>
-            <w:r/>
-            <w:r>
-              <w:rPr>
-                <w:rFonts w:ascii="Calibri" w:hAnsi="Calibri" w:eastAsia="Calibri"/>
-                <w:b w:val="0"/>
-                <w:color w:val="2B2B2B"/>
-                <w:sz w:val="20"/>
-              </w:rPr>
-              <w:t>Clases 13 y 14</w:t>
-            </w:r>
-          </w:p>
-        </w:tc>
-        <w:tc>
-          <w:tcPr>
-            <w:tcW w:type="dxa" w:w="7488"/>
           </w:tcPr>
           <w:p>
             <w:r/>
@@ -376,7 +340,6 @@
         <w:tc>
           <w:tcPr>
             <w:tcW w:type="dxa" w:w="2304"/>
-            <w:shd w:val="clear" w:fill="F2F2F2"/>
           </w:tcPr>
           <w:p>
             <w:r/>
@@ -394,7 +357,6 @@
         <w:tc>
           <w:tcPr>
             <w:tcW w:type="dxa" w:w="7488"/>
-            <w:shd w:val="clear" w:fill="F2F2F2"/>
           </w:tcPr>
           <w:p>
             <w:r/>
@@ -405,7 +367,7 @@
                 <w:color w:val="2B2B2B"/>
                 <w:sz w:val="20"/>
               </w:rPr>
-              <w:t>Plazo único del informe y del prototipo en ExamLab, en la fecha y la hora que usted publique. Uno de los integrantes sube el .zip y queda para todo el equipo.</w:t>
+              <w:t>Plazo único del informe en ExamLab, en la fecha y la hora que usted publique. Uno de los integrantes lo sube (.docx o .pdf) y queda para todo el equipo.</w:t>
             </w:r>
           </w:p>
         </w:tc>
@@ -414,6 +376,7 @@
         <w:tc>
           <w:tcPr>
             <w:tcW w:type="dxa" w:w="2304"/>
+            <w:shd w:val="clear" w:fill="F2F2F2"/>
           </w:tcPr>
           <w:p>
             <w:r/>
@@ -431,6 +394,7 @@
         <w:tc>
           <w:tcPr>
             <w:tcW w:type="dxa" w:w="7488"/>
+            <w:shd w:val="clear" w:fill="F2F2F2"/>
           </w:tcPr>
           <w:p>
             <w:r/>
@@ -480,7 +444,7 @@
           <w:color w:val="2B2B2B"/>
           <w:sz w:val="22"/>
         </w:rPr>
-        <w:t>Plazo único en ExamLab: el que usted publique allí, el mismo para todos los grupos. Un solo archivo .zip —dentro puede ir cualquier tipo de archivo; máximo 50 MB—, sin enlace: el campo de enlace de ExamLab está apagado y todo va dentro del .zip. Los estudiantes tienen la carpeta «Plantilla de entrega» con la forma exacta del .zip.</w:t>
+        <w:t>Plazo único en ExamLab: el que usted publique allí, el mismo para todos los grupos. Un solo archivo: el informe final en .docx o .pdf (máximo 50 MB), sin enlace: el campo de enlace de ExamLab está apagado. Los estudiantes tienen la plantilla en la carpeta «Plantilla de entrega».</w:t>
       </w:r>
     </w:p>
     <w:p>
@@ -543,7 +507,7 @@
           <w:color w:val="2B2B2B"/>
           <w:sz w:val="22"/>
         </w:rPr>
-        <w:t>Lo que deben mostrar: el prototipo navegable, recorriendo en vivo una tarea de principio a fin, como si funcionara.</w:t>
+        <w:t>Lo que deben mostrar: lo que dice el informe, en el orden de los cinco tramos de la exposición.</w:t>
       </w:r>
     </w:p>
     <w:p>
@@ -558,7 +522,7 @@
           <w:color w:val="269CCB"/>
           <w:sz w:val="22"/>
         </w:rPr>
-        <w:t>Qué revisar en el .zip</w:t>
+        <w:t>Qué revisar en la entrega</w:t>
       </w:r>
     </w:p>
     <w:tbl>
@@ -641,45 +605,7 @@
                 <w:color w:val="2B2B2B"/>
                 <w:sz w:val="20"/>
               </w:rPr>
-              <w:t>Las 12 secciones de la plantilla, en 9 a 11 páginas. Se puede entregar en .docx o exportado a .pdf.</w:t>
-            </w:r>
-          </w:p>
-        </w:tc>
-      </w:tr>
-      <w:tr>
-        <w:tc>
-          <w:tcPr>
-            <w:tcW w:type="dxa" w:w="2736"/>
-            <w:shd w:val="clear" w:fill="F2F2F2"/>
-          </w:tcPr>
-          <w:p>
-            <w:r/>
-            <w:r>
-              <w:rPr>
-                <w:rFonts w:ascii="Calibri" w:hAnsi="Calibri" w:eastAsia="Calibri"/>
-                <w:b w:val="0"/>
-                <w:color w:val="2B2B2B"/>
-                <w:sz w:val="20"/>
-              </w:rPr>
-              <w:t>prototipo/</w:t>
-            </w:r>
-          </w:p>
-        </w:tc>
-        <w:tc>
-          <w:tcPr>
-            <w:tcW w:type="dxa" w:w="7056"/>
-            <w:shd w:val="clear" w:fill="F2F2F2"/>
-          </w:tcPr>
-          <w:p>
-            <w:r/>
-            <w:r>
-              <w:rPr>
-                <w:rFonts w:ascii="Calibri" w:hAnsi="Calibri" w:eastAsia="Calibri"/>
-                <w:b w:val="0"/>
-                <w:color w:val="2B2B2B"/>
-                <w:sz w:val="20"/>
-              </w:rPr>
-              <w:t>La v1 y la v2, en PNG o PDF. El enlace al prototipo navegable va en la sección 7 del informe.</w:t>
+              <w:t>Las 11 secciones de la plantilla, en 9 a 11 páginas. Se puede entregar en .docx o exportado a .pdf.</w:t>
             </w:r>
           </w:p>
         </w:tc>
@@ -733,7 +659,7 @@
           <w:color w:val="2B2B2B"/>
           <w:sz w:val="22"/>
         </w:rPr>
-        <w:t>Informe final (100 pts; su peso, en el Acuerdo pedagógico): 30 pts las 12 secciones completas · 20 huecos resueltos y resumen · 15 declaración de uso de IA · 20 autoevaluación con evidencia · 15 coevaluación con observaciones.</w:t>
+        <w:t>Informe final (100 pts; su peso, en el Acuerdo pedagógico): 30 pts las 11 secciones completas · 20 huecos resueltos y resumen · 15 declaración de uso de IA · 20 autoevaluación con evidencia · 15 coevaluación con observaciones.</w:t>
       </w:r>
     </w:p>
     <w:p>
@@ -823,22 +749,7 @@
           <w:color w:val="2B2B2B"/>
           <w:sz w:val="22"/>
         </w:rPr>
-        <w:t>Equipos que dejan la prueba con persona ajena para el final: sin ella no hay hallazgos que mostrar en la exposición.</w:t>
-      </w:r>
-    </w:p>
-    <w:p>
-      <w:pPr>
-        <w:pStyle w:val="ListBullet"/>
-        <w:spacing w:after="40"/>
-      </w:pPr>
-      <w:r>
-        <w:rPr>
-          <w:rFonts w:ascii="Calibri" w:hAnsi="Calibri" w:eastAsia="Calibri"/>
-          <w:b w:val="0"/>
-          <w:color w:val="2B2B2B"/>
-          <w:sz w:val="22"/>
-        </w:rPr>
-        <w:t>Equipos que intentan programar el prototipo: el curso pide baja fidelidad navegable, y aprender a programarlo se come el tiempo de diseñar y de probar.</w:t>
+        <w:t>Equipos que entregan un prototipo o una aplicación en vez del informe: el proyecto es solo el trabajo escrito.</w:t>
       </w:r>
     </w:p>
     <w:p>
